--- a/thesis/003_ThesisProposal_Draft_004.docx
+++ b/thesis/003_ThesisProposal_Draft_004.docx
@@ -2176,7 +2176,7 @@
           <w:i w:val="0"/>
           <w:sz w:val="22"/>
         </w:rPr>
-        <w:t>The Philippine higher education context is relevant because English was the official medium of academic writing instruction at PSAU despite being a second language for most of the population. Hedging was not a standard component of academic writing curricula in most Philippine universities, which tended to emphasize structure and grammatical correctness. Developing researchers writing thesis abstracts were therefore producing a genre that demanded hedging with limited explicit preparation for its epistemic requirements. These conditions made PSAU a representative site for examining developing researchers' disciplinary hedging in the Philippine L2 context.</w:t>
+        <w:t>The Philippine higher education context is relevant because English is the official medium of academic writing instruction at PSAU despite being a second language for most of the population. Hedging is not a standard component of academic writing curricula in most Philippine universities, which tend to emphasize structure and grammatical correctness. Developing researchers writing thesis abstracts were therefore producing a genre that demanded hedging with limited explicit preparation for its epistemic requirements. These conditions made PSAU a representative site for examining developing researchers' disciplinary hedging in the Philippine L2 context.</w:t>
       </w:r>
     </w:p>
     <w:p>
